--- a/2303A52045_AIAC_LAB_ASSIGNMENT_9.5.docx
+++ b/2303A52045_AIAC_LAB_ASSIGNMENT_9.5.docx
@@ -55,6 +55,8 @@
           <w:highlight w:val="yellow"/>
         </w:rPr>
       </w:pPr>
+      <w:proofErr w:type="spellStart"/>
+      <w:proofErr w:type="gramStart"/>
       <w:r>
         <w:rPr>
           <w:rFonts w:ascii="Lora" w:eastAsia="Lora" w:hAnsi="Lora" w:cs="Lora"/>
@@ -62,7 +64,26 @@
           <w:szCs w:val="30"/>
           <w:highlight w:val="yellow"/>
         </w:rPr>
-        <w:t xml:space="preserve">Name: </w:t>
+        <w:t>Name:</w:t>
+      </w:r>
+      <w:r>
+        <w:rPr>
+          <w:rFonts w:ascii="Lora" w:eastAsia="Lora" w:hAnsi="Lora" w:cs="Lora"/>
+          <w:sz w:val="30"/>
+          <w:szCs w:val="30"/>
+          <w:highlight w:val="yellow"/>
+        </w:rPr>
+        <w:t>R</w:t>
+      </w:r>
+      <w:proofErr w:type="gramEnd"/>
+      <w:r>
+        <w:rPr>
+          <w:rFonts w:ascii="Lora" w:eastAsia="Lora" w:hAnsi="Lora" w:cs="Lora"/>
+          <w:sz w:val="30"/>
+          <w:szCs w:val="30"/>
+          <w:highlight w:val="yellow"/>
+        </w:rPr>
+        <w:t>.S.</w:t>
       </w:r>
       <w:proofErr w:type="gramStart"/>
       <w:r>
@@ -72,8 +93,9 @@
           <w:szCs w:val="30"/>
           <w:highlight w:val="yellow"/>
         </w:rPr>
-        <w:t>R. .</w:t>
-      </w:r>
+        <w:t>S.GOURISHWAR</w:t>
+      </w:r>
+      <w:proofErr w:type="spellEnd"/>
       <w:proofErr w:type="gramEnd"/>
       <w:r>
         <w:rPr>
@@ -82,7 +104,7 @@
           <w:szCs w:val="30"/>
           <w:highlight w:val="yellow"/>
         </w:rPr>
-        <w:t>S. S. GOURISHWAR</w:t>
+        <w:t xml:space="preserve"> </w:t>
       </w:r>
     </w:p>
     <w:p>
@@ -447,7 +469,7 @@
           <w:szCs w:val="30"/>
         </w:rPr>
         <w:drawing>
-          <wp:inline distT="114300" distB="114300" distL="114300" distR="114300" wp14:anchorId="628CC248" wp14:editId="4D063FB6">
+          <wp:inline distT="114300" distB="114300" distL="114300" distR="114300" wp14:anchorId="0FE8D68A" wp14:editId="727B2035">
             <wp:extent cx="3943262" cy="2128838"/>
             <wp:effectExtent l="0" t="0" r="0" b="0"/>
             <wp:docPr id="19" name="image19.png"/>
@@ -500,7 +522,7 @@
         </w:rPr>
         <w:lastRenderedPageBreak/>
         <w:drawing>
-          <wp:inline distT="114300" distB="114300" distL="114300" distR="114300" wp14:anchorId="03C7171E" wp14:editId="07CE7FE4">
+          <wp:inline distT="114300" distB="114300" distL="114300" distR="114300" wp14:anchorId="788F744E" wp14:editId="326DD9A2">
             <wp:extent cx="4581525" cy="2105025"/>
             <wp:effectExtent l="0" t="0" r="0" b="0"/>
             <wp:docPr id="18" name="image15.png"/>
@@ -569,7 +591,7 @@
           <w:szCs w:val="30"/>
         </w:rPr>
         <w:drawing>
-          <wp:inline distT="114300" distB="114300" distL="114300" distR="114300" wp14:anchorId="180D04D4" wp14:editId="467EF8EE">
+          <wp:inline distT="114300" distB="114300" distL="114300" distR="114300" wp14:anchorId="3B42FB16" wp14:editId="13A74FAA">
             <wp:extent cx="5731200" cy="1308100"/>
             <wp:effectExtent l="0" t="0" r="0" b="0"/>
             <wp:docPr id="5" name="image10.png"/>
@@ -638,7 +660,7 @@
           <w:szCs w:val="30"/>
         </w:rPr>
         <w:drawing>
-          <wp:inline distT="114300" distB="114300" distL="114300" distR="114300" wp14:anchorId="102099FB" wp14:editId="4DBFEBA7">
+          <wp:inline distT="114300" distB="114300" distL="114300" distR="114300" wp14:anchorId="14A7E9FA" wp14:editId="08C7DEA9">
             <wp:extent cx="5731200" cy="3759200"/>
             <wp:effectExtent l="0" t="0" r="0" b="0"/>
             <wp:docPr id="9" name="image4.png"/>
@@ -700,7 +722,7 @@
         </w:rPr>
         <w:lastRenderedPageBreak/>
         <w:drawing>
-          <wp:inline distT="114300" distB="114300" distL="114300" distR="114300" wp14:anchorId="56C04BB8" wp14:editId="2A25BAD2">
+          <wp:inline distT="114300" distB="114300" distL="114300" distR="114300" wp14:anchorId="76B5ADC4" wp14:editId="32D83722">
             <wp:extent cx="4933950" cy="2324100"/>
             <wp:effectExtent l="0" t="0" r="0" b="0"/>
             <wp:docPr id="1" name="image5.png"/>
@@ -2214,7 +2236,7 @@
           <w:szCs w:val="30"/>
         </w:rPr>
         <w:drawing>
-          <wp:inline distT="114300" distB="114300" distL="114300" distR="114300" wp14:anchorId="047CD020" wp14:editId="43491A31">
+          <wp:inline distT="114300" distB="114300" distL="114300" distR="114300" wp14:anchorId="2BC7E1CE" wp14:editId="2E2E5622">
             <wp:extent cx="5731200" cy="3225800"/>
             <wp:effectExtent l="0" t="0" r="0" b="0"/>
             <wp:docPr id="6" name="image17.png"/>
@@ -2266,7 +2288,7 @@
           <w:szCs w:val="30"/>
         </w:rPr>
         <w:drawing>
-          <wp:inline distT="114300" distB="114300" distL="114300" distR="114300" wp14:anchorId="667E96FA" wp14:editId="2172D21C">
+          <wp:inline distT="114300" distB="114300" distL="114300" distR="114300" wp14:anchorId="42AB15F7" wp14:editId="387686BD">
             <wp:extent cx="5731200" cy="965200"/>
             <wp:effectExtent l="0" t="0" r="0" b="0"/>
             <wp:docPr id="15" name="image12.png"/>
@@ -3557,7 +3579,7 @@
           <w:szCs w:val="30"/>
         </w:rPr>
         <w:drawing>
-          <wp:inline distT="114300" distB="114300" distL="114300" distR="114300" wp14:anchorId="4CF3351E" wp14:editId="29499B8A">
+          <wp:inline distT="114300" distB="114300" distL="114300" distR="114300" wp14:anchorId="361BCA9E" wp14:editId="6338CD96">
             <wp:extent cx="5731200" cy="2565400"/>
             <wp:effectExtent l="0" t="0" r="0" b="0"/>
             <wp:docPr id="17" name="image2.png"/>
@@ -3609,7 +3631,7 @@
           <w:szCs w:val="30"/>
         </w:rPr>
         <w:drawing>
-          <wp:inline distT="114300" distB="114300" distL="114300" distR="114300" wp14:anchorId="07E0B63B" wp14:editId="52BBB8A5">
+          <wp:inline distT="114300" distB="114300" distL="114300" distR="114300" wp14:anchorId="1533EA8E" wp14:editId="03BA151E">
             <wp:extent cx="5731200" cy="2654300"/>
             <wp:effectExtent l="0" t="0" r="0" b="0"/>
             <wp:docPr id="12" name="image18.png"/>
@@ -3662,7 +3684,7 @@
         </w:rPr>
         <w:lastRenderedPageBreak/>
         <w:drawing>
-          <wp:inline distT="114300" distB="114300" distL="114300" distR="114300" wp14:anchorId="06A76929" wp14:editId="5F7A0DDA">
+          <wp:inline distT="114300" distB="114300" distL="114300" distR="114300" wp14:anchorId="14C8D6F9" wp14:editId="77EBD556">
             <wp:extent cx="5731200" cy="3060700"/>
             <wp:effectExtent l="0" t="0" r="0" b="0"/>
             <wp:docPr id="7" name="image7.png"/>
@@ -3740,7 +3762,7 @@
           <w:szCs w:val="30"/>
         </w:rPr>
         <w:drawing>
-          <wp:inline distT="114300" distB="114300" distL="114300" distR="114300" wp14:anchorId="68725ABB" wp14:editId="060F9F6A">
+          <wp:inline distT="114300" distB="114300" distL="114300" distR="114300" wp14:anchorId="2D643E01" wp14:editId="79AB6648">
             <wp:extent cx="5731200" cy="5092700"/>
             <wp:effectExtent l="0" t="0" r="0" b="0"/>
             <wp:docPr id="11" name="image6.png"/>
@@ -3793,7 +3815,7 @@
         </w:rPr>
         <w:lastRenderedPageBreak/>
         <w:drawing>
-          <wp:inline distT="114300" distB="114300" distL="114300" distR="114300" wp14:anchorId="20635311" wp14:editId="1D767770">
+          <wp:inline distT="114300" distB="114300" distL="114300" distR="114300" wp14:anchorId="3F7FC1A8" wp14:editId="23351A48">
             <wp:extent cx="5731200" cy="3035300"/>
             <wp:effectExtent l="0" t="0" r="0" b="0"/>
             <wp:docPr id="10" name="image16.png"/>
@@ -4063,7 +4085,7 @@
         </w:rPr>
         <w:lastRenderedPageBreak/>
         <w:drawing>
-          <wp:inline distT="114300" distB="114300" distL="114300" distR="114300" wp14:anchorId="64D0C95E" wp14:editId="38CA1881">
+          <wp:inline distT="114300" distB="114300" distL="114300" distR="114300" wp14:anchorId="473E043D" wp14:editId="313567F6">
             <wp:extent cx="5731200" cy="4152900"/>
             <wp:effectExtent l="0" t="0" r="0" b="0"/>
             <wp:docPr id="16" name="image13.png"/>
@@ -4115,7 +4137,7 @@
           <w:szCs w:val="30"/>
         </w:rPr>
         <w:drawing>
-          <wp:inline distT="114300" distB="114300" distL="114300" distR="114300" wp14:anchorId="3C1AE248" wp14:editId="6E67C0B1">
+          <wp:inline distT="114300" distB="114300" distL="114300" distR="114300" wp14:anchorId="68E20D00" wp14:editId="4319A186">
             <wp:extent cx="5731200" cy="3175000"/>
             <wp:effectExtent l="0" t="0" r="0" b="0"/>
             <wp:docPr id="3" name="image1.png"/>
@@ -4168,7 +4190,7 @@
         </w:rPr>
         <w:lastRenderedPageBreak/>
         <w:drawing>
-          <wp:inline distT="114300" distB="114300" distL="114300" distR="114300" wp14:anchorId="1D582CA8" wp14:editId="5AB5E14D">
+          <wp:inline distT="114300" distB="114300" distL="114300" distR="114300" wp14:anchorId="49567A6E" wp14:editId="15A3A541">
             <wp:extent cx="5731200" cy="2451100"/>
             <wp:effectExtent l="0" t="0" r="0" b="0"/>
             <wp:docPr id="14" name="image3.png"/>
@@ -4220,7 +4242,7 @@
           <w:szCs w:val="30"/>
         </w:rPr>
         <w:drawing>
-          <wp:inline distT="114300" distB="114300" distL="114300" distR="114300" wp14:anchorId="0E9130A0" wp14:editId="730321F2">
+          <wp:inline distT="114300" distB="114300" distL="114300" distR="114300" wp14:anchorId="4207798B" wp14:editId="33CE958D">
             <wp:extent cx="5731200" cy="2768600"/>
             <wp:effectExtent l="0" t="0" r="0" b="0"/>
             <wp:docPr id="4" name="image11.png"/>
@@ -4491,7 +4513,7 @@
         </w:rPr>
         <w:lastRenderedPageBreak/>
         <w:drawing>
-          <wp:inline distT="114300" distB="114300" distL="114300" distR="114300" wp14:anchorId="5A3A271D" wp14:editId="03FB7A73">
+          <wp:inline distT="114300" distB="114300" distL="114300" distR="114300" wp14:anchorId="174C03B6" wp14:editId="5A372D84">
             <wp:extent cx="5731200" cy="4000500"/>
             <wp:effectExtent l="0" t="0" r="0" b="0"/>
             <wp:docPr id="2" name="image9.png"/>
@@ -4543,7 +4565,7 @@
           <w:szCs w:val="30"/>
         </w:rPr>
         <w:drawing>
-          <wp:inline distT="114300" distB="114300" distL="114300" distR="114300" wp14:anchorId="61954B5E" wp14:editId="37793AD4">
+          <wp:inline distT="114300" distB="114300" distL="114300" distR="114300" wp14:anchorId="11D9F6F9" wp14:editId="71E47603">
             <wp:extent cx="5731200" cy="3378200"/>
             <wp:effectExtent l="0" t="0" r="0" b="0"/>
             <wp:docPr id="8" name="image8.png"/>
@@ -4596,7 +4618,7 @@
         </w:rPr>
         <w:lastRenderedPageBreak/>
         <w:drawing>
-          <wp:inline distT="114300" distB="114300" distL="114300" distR="114300" wp14:anchorId="40D29D26" wp14:editId="6AE3953E">
+          <wp:inline distT="114300" distB="114300" distL="114300" distR="114300" wp14:anchorId="64903CD6" wp14:editId="0C7ABF61">
             <wp:extent cx="5731200" cy="4038600"/>
             <wp:effectExtent l="0" t="0" r="0" b="0"/>
             <wp:docPr id="13" name="image14.png"/>
